--- a/apps/api-gateway-doc/API_Gateway_Enterprise_Architecture_Standard_he.docx
+++ b/apps/api-gateway-doc/API_Gateway_Enterprise_Architecture_Standard_he.docx
@@ -15,10 +15,9 @@
           <w:color w:val="595959"/>
           <w:sz w:val="28"/>
           <w:szCs w:val="28"/>
-          <w:highlight w:val="yellow"/>
           <w:rtl/>
         </w:rPr>
-        <w:t>[שם הארגון]</w:t>
+        <w:t>הארגון</w:t>
       </w:r>
     </w:p>
     <w:p>
@@ -111,7 +110,7 @@
               <w:pStyle w:val="TableText"/>
             </w:pPr>
             <w:r>
-              <w:t>1.3</w:t>
+              <w:t>1.4</w:t>
             </w:r>
           </w:p>
         </w:tc>
@@ -191,48 +190,7 @@
               <w:rPr>
                 <w:rtl/>
               </w:rPr>
-              <w:t>22 בספטמבר 2026</w:t>
-            </w:r>
-          </w:p>
-        </w:tc>
-      </w:tr>
-      <w:tr>
-        <w:trPr>
-          <w:cantSplit/>
-        </w:trPr>
-        <w:tc>
-          <w:tcPr>
-            <w:tcW w:type="dxa" w:w="2268"/>
-            <w:shd w:val="clear" w:color="auto" w:fill="F2F5FA"/>
-          </w:tcPr>
-          <w:p>
-            <w:pPr>
-              <w:pStyle w:val="TableText"/>
-            </w:pPr>
-            <w:r>
-              <w:rPr>
-                <w:b/>
-                <w:bCs/>
-                <w:rtl/>
-              </w:rPr>
-              <w:t>מזהה מסמך</w:t>
-            </w:r>
-          </w:p>
-        </w:tc>
-        <w:tc>
-          <w:tcPr>
-            <w:tcW w:type="dxa" w:w="4535"/>
-          </w:tcPr>
-          <w:p>
-            <w:pPr>
-              <w:pStyle w:val="TableText"/>
-            </w:pPr>
-            <w:r>
-              <w:rPr>
-                <w:highlight w:val="yellow"/>
-                <w:rtl/>
-              </w:rPr>
-              <w:t>[מזהה מסמך]</w:t>
+              <w:t>23 בספטמבר 2026</w:t>
             </w:r>
           </w:p>
         </w:tc>
@@ -270,10 +228,9 @@
             </w:pPr>
             <w:r>
               <w:rPr>
-                <w:highlight w:val="yellow"/>
                 <w:rtl/>
               </w:rPr>
-              <w:t>[סיווג]</w:t>
+              <w:t>בלמ"ס</w:t>
             </w:r>
           </w:p>
         </w:tc>
@@ -379,47 +336,6 @@
                 <w:bCs/>
                 <w:rtl/>
               </w:rPr>
-              <w:t>מזהה מסמך</w:t>
-            </w:r>
-          </w:p>
-        </w:tc>
-        <w:tc>
-          <w:tcPr>
-            <w:tcW w:type="dxa" w:w="6463"/>
-          </w:tcPr>
-          <w:p>
-            <w:pPr>
-              <w:pStyle w:val="TableText"/>
-            </w:pPr>
-            <w:r>
-              <w:rPr>
-                <w:highlight w:val="yellow"/>
-                <w:rtl/>
-              </w:rPr>
-              <w:t>[מזהה מסמך]</w:t>
-            </w:r>
-          </w:p>
-        </w:tc>
-      </w:tr>
-      <w:tr>
-        <w:trPr>
-          <w:cantSplit/>
-        </w:trPr>
-        <w:tc>
-          <w:tcPr>
-            <w:tcW w:type="dxa" w:w="2608"/>
-            <w:shd w:val="clear" w:color="auto" w:fill="F2F5FA"/>
-          </w:tcPr>
-          <w:p>
-            <w:pPr>
-              <w:pStyle w:val="TableText"/>
-            </w:pPr>
-            <w:r>
-              <w:rPr>
-                <w:b/>
-                <w:bCs/>
-                <w:rtl/>
-              </w:rPr>
               <w:t>גרסה</w:t>
             </w:r>
           </w:p>
@@ -433,7 +349,7 @@
               <w:pStyle w:val="TableText"/>
             </w:pPr>
             <w:r>
-              <w:t>1.3</w:t>
+              <w:t>1.4</w:t>
             </w:r>
           </w:p>
         </w:tc>
@@ -511,10 +427,9 @@
             </w:pPr>
             <w:r>
               <w:rPr>
-                <w:highlight w:val="yellow"/>
                 <w:rtl/>
               </w:rPr>
-              <w:t>[סיווג]</w:t>
+              <w:t>בלמ"ס</w:t>
             </w:r>
           </w:p>
         </w:tc>
@@ -551,11 +466,7 @@
               <w:pStyle w:val="TableText"/>
             </w:pPr>
             <w:r>
-              <w:rPr>
-                <w:highlight w:val="yellow"/>
-                <w:rtl/>
-              </w:rPr>
-              <w:t>[בעל המסמך, צוות התשתיות]</w:t>
+              <w:t>Perimeter</w:t>
             </w:r>
           </w:p>
         </w:tc>
@@ -593,10 +504,9 @@
             </w:pPr>
             <w:r>
               <w:rPr>
-                <w:highlight w:val="yellow"/>
                 <w:rtl/>
               </w:rPr>
-              <w:t>[מחבר]</w:t>
+              <w:t>חיים מנדלסון</w:t>
             </w:r>
           </w:p>
         </w:tc>
@@ -849,6 +759,73 @@
                 <w:rtl/>
               </w:rPr>
               <w:t>תיאור</w:t>
+            </w:r>
+          </w:p>
+        </w:tc>
+      </w:tr>
+      <w:tr>
+        <w:trPr>
+          <w:cantSplit/>
+        </w:trPr>
+        <w:tc>
+          <w:tcPr>
+            <w:tcW w:type="dxa" w:w="1247"/>
+          </w:tcPr>
+          <w:p>
+            <w:pPr>
+              <w:pStyle w:val="TableText"/>
+            </w:pPr>
+            <w:r>
+              <w:t>1.4</w:t>
+            </w:r>
+          </w:p>
+        </w:tc>
+        <w:tc>
+          <w:tcPr>
+            <w:tcW w:type="dxa" w:w="1587"/>
+          </w:tcPr>
+          <w:p>
+            <w:pPr>
+              <w:pStyle w:val="TableText"/>
+            </w:pPr>
+            <w:r>
+              <w:t>2026-09-23</w:t>
+            </w:r>
+          </w:p>
+        </w:tc>
+        <w:tc>
+          <w:tcPr>
+            <w:tcW w:type="dxa" w:w="2041"/>
+          </w:tcPr>
+          <w:p>
+            <w:pPr>
+              <w:pStyle w:val="TableText"/>
+            </w:pPr>
+            <w:r>
+              <w:rPr>
+                <w:rtl/>
+              </w:rPr>
+              <w:t>חיים מנדלסון</w:t>
+            </w:r>
+          </w:p>
+        </w:tc>
+        <w:tc>
+          <w:tcPr>
+            <w:tcW w:type="dxa" w:w="4195"/>
+          </w:tcPr>
+          <w:p>
+            <w:pPr>
+              <w:pStyle w:val="TableText"/>
+            </w:pPr>
+            <w:r>
+              <w:rPr>
+                <w:rtl/>
+              </w:rPr>
+              <w:t>טיוטה. החלטות סקירה: ההיקף הוגדר כ</w:t>
+              <w:noBreakHyphen/>
+              <w:t>API Gateway לתעבורת Web בלבד; הרשאה, ניתוב לפי גרסה, חוזה API, Developer Portal ומדדים שונו מ"חייב" ל"מומלץ"; בדיקות תקינות חובה עבור HTTP ומומלצות לטכנולוגיות אחרות; ניתן ליצור צרכנים בזמן ריצה; חובה TLS בתעבורה מהצרכנים אל ה</w:t>
+              <w:noBreakHyphen/>
+              <w:t>Gateway; תקופת השמירה נקבעת על ידי הארגון; חריגים מוגבלים בזמן; פרטי עמוד השער הושלמו ומזהה המסמך הוסר.</w:t>
             </w:r>
           </w:p>
         </w:tc>
@@ -1646,7 +1623,7 @@
         <w:rPr>
           <w:rtl/>
         </w:rPr>
-        <w:t>שירות עצמי במסגרת מעקות בטיחות</w:t>
+        <w:t>שירות עצמי במסגרת guardrails</w:t>
       </w:r>
     </w:p>
     <w:p>
@@ -2164,10 +2141,7 @@
         <w:tab/>
       </w:r>
       <w:r>
-        <w:rPr>
-          <w:rtl/>
-        </w:rPr>
-        <w:t>סודות</w:t>
+        <w:t>Secrets</w:t>
       </w:r>
     </w:p>
     <w:p>
@@ -2184,7 +2158,7 @@
         <w:rPr>
           <w:rtl/>
         </w:rPr>
-        <w:t>יכולת תצפית וביקורת</w:t>
+        <w:t>יכולת תצפית ו-audit</w:t>
       </w:r>
     </w:p>
     <w:p>
@@ -2232,10 +2206,7 @@
         <w:tab/>
       </w:r>
       <w:r>
-        <w:rPr>
-          <w:rtl/>
-        </w:rPr>
-        <w:t>ביקורת</w:t>
+        <w:t>Audit</w:t>
       </w:r>
     </w:p>
     <w:p>
@@ -2337,7 +2308,7 @@
         <w:rPr>
           <w:rtl/>
         </w:rPr>
-        <w:t>ממשל וחריגים</w:t>
+        <w:t>Governance וחריגים</w:t>
       </w:r>
     </w:p>
     <w:p>
@@ -2354,7 +2325,7 @@
         <w:rPr>
           <w:rtl/>
         </w:rPr>
-        <w:t>מודל הממשל</w:t>
+        <w:t>מודל ה-governance</w:t>
       </w:r>
     </w:p>
     <w:p>
@@ -2371,7 +2342,7 @@
         <w:rPr>
           <w:rtl/>
         </w:rPr>
-        <w:t>מעקות בטיחות מחייבים</w:t>
+        <w:t>Guardrails מחייבים</w:t>
       </w:r>
     </w:p>
     <w:p>
@@ -2422,7 +2393,7 @@
         <w:rPr>
           <w:rtl/>
         </w:rPr>
-        <w:t>ממשל ארגוני</w:t>
+        <w:t>Governance ארגוני</w:t>
       </w:r>
     </w:p>
     <w:p>
@@ -2870,20 +2841,11 @@
         </w:rPr>
         <w:t>מסמך זה מגדיר את הארכיטקטורה הארגונית ואת המודל התפעולי של פלטפורמת ה</w:t>
         <w:noBreakHyphen/>
-        <w:t xml:space="preserve">API Gateway של </w:t>
-      </w:r>
-      <w:r>
-        <w:rPr>
-          <w:highlight w:val="yellow"/>
-          <w:rtl/>
-        </w:rPr>
-        <w:t>[שם הארגון]</w:t>
-      </w:r>
-      <w:r>
-        <w:rPr>
-          <w:rtl/>
-        </w:rPr>
-        <w:t>. הוא מסמך היחס לתכנון ולתפעול של הפלטפורמה: עבור צוותי האפליקציה החושפים דרכה ממשקי API, ועבור גורמי האבטחה, ניהול הסיכונים, הביקורת והממשל המפקחים עליה.</w:t>
+        <w:t>API Gateway של הארגון. הוא מסמך היחס לתכנון ולתפעול של הפלטפורמה: עבור צוותי האפליקציה החושפים דרכה ממשקי API, ועבור גורמי האבטחה, ניהול הסיכונים, ה</w:t>
+        <w:noBreakHyphen/>
+        <w:t>audit וה</w:t>
+        <w:noBreakHyphen/>
+        <w:t>governance המפקחים עליה.</w:t>
       </w:r>
     </w:p>
     <w:p>
@@ -2899,7 +2861,9 @@
         <w:noBreakHyphen/>
         <w:t>Backend. הוא מעניק לארגון נקודת כניסה עקבית, מאובטחת, ניתנת לתצפית ומנוהלת לתעבורת Web, ומאפשר לצוותי האפליקציה לנהל את ממשקי ה</w:t>
         <w:noBreakHyphen/>
-        <w:t>API שלהם באופן עצמאי, במסגרת מעקות הבטיחות של הארגון. ה</w:t>
+        <w:t>API שלהם באופן עצמאי, במסגרת ה</w:t>
+        <w:noBreakHyphen/>
+        <w:t>guardrails של הארגון. ה</w:t>
         <w:noBreakHyphen/>
         <w:t>API Gateway אינו שכבה של לוגיקה עסקית. העיקרון העומד בבסיס המסמך כולו הוא חלוקת בעלות:</w:t>
       </w:r>
@@ -2916,7 +2880,9 @@
         </w:rPr>
         <w:t>צוותי האפליקציה הם הבעלים של ממשקי ה</w:t>
         <w:noBreakHyphen/>
-        <w:t>API שלהם ושל המדיניות העסקית שלהם. צוות התשתיות הוא הבעלים של הפלטפורמה, של היכולות שלה ושל מעקות הבטיחות הטכניים סביבה.</w:t>
+        <w:t>API שלהם ושל המדיניות העסקית שלהם. צוות התשתיות הוא הבעלים של הפלטפורמה, של היכולות שלה ושל ה</w:t>
+        <w:noBreakHyphen/>
+        <w:t>guardrails הטכניים סביבה.</w:t>
       </w:r>
     </w:p>
     <w:p>
@@ -2937,15 +2903,9 @@
         <w:rPr>
           <w:rtl/>
         </w:rPr>
-        <w:t>ה</w:t>
+        <w:t>היקף מסמך זה הוא ה</w:t>
         <w:noBreakHyphen/>
-        <w:t>Gateway מטפל בתעבורת Web לשירותי Backend. ההיקף הוגדר במכוון כתעבורת Web ולא כרשימה קבועה של פרוטוקולים, כדי שהארכיטקטורה לא תהיה צמודה לפרוטוקול אפליקטיבי כלשהו. הפלטפורמה נועדה לתמוך ב</w:t>
-        <w:noBreakHyphen/>
-        <w:t>HTTP/HTTPS, GraphQL, gRPC ו</w:t>
-        <w:noBreakHyphen/>
-        <w:t>MCP, לצד טכנולוגיות API אחרות מבוססות Web. תעבורת WebSocket ו</w:t>
-        <w:noBreakHyphen/>
-        <w:t>Streaming, תעבורה בין שירותים (east-west), שימוש רב-דיירי (multi-tenant) בפלטפורמה וסביבות שאינן סביבות ייצור נכללים אף הם בהיקף. SOAP אינו בהיקף המסמך.</w:t>
+        <w:t>API Gateway לתעבורת Web לשירותי Backend. ההיקף הוגדר כתעבורת Web ולא כרשימה של פרוטוקולים או סביבות, כדי שהארכיטקטורה לא תהיה צמודה לפרוטוקול אפליקטיבי או למודל פריסה כלשהו.</w:t>
       </w:r>
     </w:p>
     <w:p>
@@ -2955,7 +2915,9 @@
         </w:rPr>
         <w:t>המערכות הסמוכות הבאות אינן בהיקף המסמך, למעט הגבולות המתוארים בפרק 12: חומת האש ליישומי Web (WAF), ה</w:t>
         <w:noBreakHyphen/>
-        <w:t>Load Balancer של הארגון, ספק הזהויות, פתרון ניהול הסודות והלוגיקה העסקית של האפליקציות הבודדות.</w:t>
+        <w:t>Load Balancer של הארגון, ספק הזהויות, פתרון ניהול ה</w:t>
+        <w:noBreakHyphen/>
+        <w:t>secrets והלוגיקה העסקית של האפליקציות הבודדות.</w:t>
       </w:r>
     </w:p>
     <w:p>
@@ -2976,7 +2938,11 @@
         <w:rPr>
           <w:rtl/>
         </w:rPr>
-        <w:t>המסמך נכתב עבור צוות התשתיות, המחזיק בפלטפורמה ומפעיל אותה; עבור צוותי האפליקציה המתכננים, חושפים ומפעילים דרכה ממשקי API; עבור בעלי עניין בתחומי אבטחת המידע, ניהול הסיכונים והביקורת; ועבור גופי ארכיטקטורה ארגונית וממשל.</w:t>
+        <w:t>המסמך נכתב עבור צוות התשתיות, המחזיק בפלטפורמה ומפעיל אותה; עבור צוותי האפליקציה המתכננים, חושפים ומפעילים דרכה ממשקי API; עבור בעלי עניין בתחומי אבטחת המידע, ניהול הסיכונים וה</w:t>
+        <w:noBreakHyphen/>
+        <w:t>audit; ועבור גופי ארכיטקטורה ארגונית ו</w:t>
+        <w:noBreakHyphen/>
+        <w:t>governance.</w:t>
       </w:r>
     </w:p>
     <w:p>
@@ -3660,21 +3626,8 @@
               <w:rPr>
                 <w:b/>
                 <w:bCs/>
-                <w:rtl/>
               </w:rPr>
-              <w:t>מעקה בטיחות</w:t>
-            </w:r>
-          </w:p>
-          <w:p>
-            <w:pPr>
-              <w:pStyle w:val="TableText"/>
-            </w:pPr>
-            <w:r>
-              <w:rPr>
-                <w:b/>
-                <w:bCs/>
-              </w:rPr>
-              <w:t>(Guardrail)</w:t>
+              <w:t>Guardrail</w:t>
             </w:r>
           </w:p>
         </w:tc>
@@ -3963,20 +3916,7 @@
               <w:rPr>
                 <w:rtl/>
               </w:rPr>
-              <w:t xml:space="preserve">הצוות </w:t>
-            </w:r>
-            <w:r>
-              <w:rPr>
-                <w:highlight w:val="yellow"/>
-                <w:rtl/>
-              </w:rPr>
-              <w:t>[שם הצוות]</w:t>
-            </w:r>
-            <w:r>
-              <w:rPr>
-                <w:rtl/>
-              </w:rPr>
-              <w:t xml:space="preserve"> שהארגון קבע לאשר חריגים ממסמך זה.</w:t>
+              <w:t>הצוות שהארגון קבע לאשר חריגים ממסמך זה.</w:t>
             </w:r>
           </w:p>
         </w:tc>
@@ -4272,7 +4212,7 @@
           <w:highlight w:val="yellow"/>
           <w:rtl/>
         </w:rPr>
-        <w:t>[תקני ממשל ה</w:t>
+        <w:t>[תקני governance ה</w:t>
         <w:noBreakHyphen/>
         <w:t>API של הארגון, לכשיפורסמו]</w:t>
       </w:r>
@@ -4375,7 +4315,9 @@
         <w:noBreakHyphen/>
         <w:t>API, את המשמעות העסקית שלו, את הצרכנים שלו, את דרישות הגישה וההרשאה החלות עליו, ניהול גרסאות, הוצאה משימוש והפסקת שירות, תיעוד ואת מחזור החיים של הצרכנים. צוות התשתיות הוא הבעלים של פלטפורמת ה</w:t>
         <w:noBreakHyphen/>
-        <w:t>Gateway, של היכולות שלה ושל מעקות הבטיחות הטכניים סביבה. לא ראוי שצוות התשתיות יהפוך לבעלים של API רק משום שה</w:t>
+        <w:t>Gateway, של היכולות שלה ושל ה</w:t>
+        <w:noBreakHyphen/>
+        <w:t>guardrails הטכניים סביבה. לא ראוי שצוות התשתיות יהפוך לבעלים של API רק משום שה</w:t>
         <w:noBreakHyphen/>
         <w:t>API ממומש דרך ה</w:t>
         <w:noBreakHyphen/>
@@ -4392,7 +4334,7 @@
         </w:rPr>
         <w:t>2.4</w:t>
         <w:tab/>
-        <w:t>שירות עצמי במסגרת מעקות בטיחות</w:t>
+        <w:t>שירות עצמי במסגרת guardrails</w:t>
       </w:r>
     </w:p>
     <w:p>
@@ -4400,7 +4342,9 @@
         <w:rPr>
           <w:rtl/>
         </w:rPr>
-        <w:t>מודל התפעול המועדף הוא שירות עצמי במסגרת מעקות בטיחות. במסגרת מעקות הבטיחות של הארגון, ראוי שצוותי האפליקציה יוכלו בעצמם ליצור ממשקי API, להגדיר נתיבים ומיפויים ל</w:t>
+        <w:t>מודל התפעול המועדף הוא שירות עצמי במסגרת guardrails. במסגרת ה</w:t>
+        <w:noBreakHyphen/>
+        <w:t>guardrails של הארגון, ראוי שצוותי האפליקציה יוכלו בעצמם ליצור ממשקי API, להגדיר נתיבים ומיפויים ל</w:t>
         <w:noBreakHyphen/>
         <w:t>Backend, להגדיר דרישות אימות ומדיניות הרשאה, לקבוע הגבלות קצב, להגדיר המרות, להגדיר מטמון במקום שבו הדבר מתאים, לנהל גרסאות וצרכנים ולנהל את מחזור החיים של ה</w:t>
         <w:noBreakHyphen/>
@@ -4740,7 +4684,7 @@
               <w:rPr>
                 <w:rtl/>
               </w:rPr>
-              <w:t>שירות עצמי ניתן במסגרת מעקות בטיחות ארגוניים.</w:t>
+              <w:t>שירות עצמי ניתן במסגרת guardrails ארגוניים.</w:t>
             </w:r>
           </w:p>
         </w:tc>
@@ -5154,7 +5098,7 @@
               </w:rPr>
               <w:t>Git הוא מקור האמת לתצורת ה</w:t>
               <w:noBreakHyphen/>
-              <w:t>API; שינויים בייצור עוברים תהליך GitOps מבוקר; סודות אינם נשמרים ב</w:t>
+              <w:t>API; שינויים בייצור עוברים תהליך GitOps מבוקר; secrets אינם נשמרים ב</w:t>
               <w:noBreakHyphen/>
               <w:t>Git לעולם.</w:t>
             </w:r>
@@ -5206,7 +5150,7 @@
               <w:rPr>
                 <w:rtl/>
               </w:rPr>
-              <w:t>רישום ביקורת הוא חובה עבור שינויים ניהוליים ושינויי תצורה.</w:t>
+              <w:t>רישום audit הוא חובה עבור שינויים ניהוליים ושינויי תצורה.</w:t>
             </w:r>
           </w:p>
         </w:tc>
@@ -5358,7 +5302,9 @@
               <w:rPr>
                 <w:rtl/>
               </w:rPr>
-              <w:t>הממשל משלב מעקות בטיחות הניתנים לאכיפה עם תקנים והנחיות.</w:t>
+              <w:t>ה</w:t>
+              <w:noBreakHyphen/>
+              <w:t>governance משלב guardrails הניתנים לאכיפה עם תקנים והנחיות.</w:t>
             </w:r>
           </w:p>
         </w:tc>
@@ -5674,7 +5620,9 @@
               <w:rPr>
                 <w:rtl/>
               </w:rPr>
-              <w:t>הבעלים והמפעיל של הפלטפורמה; מספק את היכולות ואת מעקות הבטיחות שדרכם צוותי האפליקציה מנהלים את ממשקי ה</w:t>
+              <w:t>הבעלים והמפעיל של הפלטפורמה; מספק את היכולות ואת ה</w:t>
+              <w:noBreakHyphen/>
+              <w:t>guardrails שדרכם צוותי האפליקציה מנהלים את ממשקי ה</w:t>
               <w:noBreakHyphen/>
               <w:t>API שלהם.</w:t>
             </w:r>
@@ -5700,7 +5648,9 @@
                 <w:bCs/>
                 <w:rtl/>
               </w:rPr>
-              <w:t>גוף הממשל</w:t>
+              <w:t>גוף ה</w:t>
+              <w:noBreakHyphen/>
+              <w:t>governance</w:t>
             </w:r>
           </w:p>
         </w:tc>
@@ -6666,9 +6616,8 @@
               <w:rPr>
                 <w:b/>
                 <w:bCs/>
-                <w:rtl/>
               </w:rPr>
-              <w:t>ביקורת</w:t>
+              <w:t>Audit</w:t>
             </w:r>
           </w:p>
         </w:tc>
@@ -7166,7 +7115,9 @@
         <w:noBreakHyphen/>
         <w:t>access tokens קצרי המועד שהוא מנפיק. ה</w:t>
         <w:noBreakHyphen/>
-        <w:t>Gateway מאמת את הזהות ואת הטענות (claims) הרלוונטיות המוצגות עם כל בקשה. הוא יכול להעביר לאפליקציה מידע זהות מהימן, כגון מזהה המשתמש, קבוצות, תפקידים, טענות, היקפי הרשאה (scopes) ומאפייני זהות ארגוניים אחרים. איור 1 מציג את התהליך.</w:t>
+        <w:t>Gateway מאמת את הזהות ואת ה</w:t>
+        <w:noBreakHyphen/>
+        <w:t>claims הרלוונטיות המוצגות עם כל בקשה. הוא יכול להעביר לאפליקציה מידע זהות מהימן, כגון מזהה המשתמש, קבוצות, תפקידים, claims, היקפי הרשאה (scopes) ומאפייני זהות ארגוניים אחרים. איור 1 מציג את התהליך.</w:t>
       </w:r>
     </w:p>
     <w:p>
@@ -7179,7 +7130,7 @@
         <w:drawing>
           <wp:inline xmlns:a="http://schemas.openxmlformats.org/drawingml/2006/main" xmlns:pic="http://schemas.openxmlformats.org/drawingml/2006/picture">
             <wp:extent cx="5760000" cy="2949943"/>
-            <wp:docPr id="1" name="Picture 1" descr="תרשים רצף. המשתמש מבצע אימות מול ספק הזהויות ומקבל access token קצר מועד. המשתמש שולח בקשת API עם ה-token אל ה-API Gateway. ה-Gateway מאמת את ה-token ואת הטענות, אוכף הרשאות ומדיניות, ומעביר ל-Backend בקשה מורשית עם מאפייני זהות מהימנים." title="תהליך האימות והגישה של C2B"/>
+            <wp:docPr id="1" name="Picture 1" descr="תרשים רצף. המשתמש מבצע אימות מול ספק הזהויות ומקבל access token קצר מועד. המשתמש שולח בקשת API עם ה-token אל ה-API Gateway. ה-Gateway מאמת את ה-token ואת ה-claims, אוכף הרשאות ומדיניות, ומעביר ל-Backend בקשה מורשית עם מאפייני זהות מהימנים." title="תהליך האימות והגישה של C2B"/>
             <wp:cNvGraphicFramePr>
               <a:graphicFrameLocks noChangeAspect="1"/>
             </wp:cNvGraphicFramePr>
@@ -7275,7 +7226,9 @@
         <w:noBreakHyphen/>
         <w:t>API. אסור להעביר אישורי זיהוי ארוכי מועד בכל בקשה. הדבר מאפשר שליטה טובה יותר בחשיפת אישורי הזיהוי, באורך החיים של ה</w:t>
         <w:noBreakHyphen/>
-        <w:t>tokens, בביטול, בהחלפה מחזורית (rotation), בביקורת ובהרשאה. איור 2 מציג את התהליך.</w:t>
+        <w:t>tokens, בביטול, בהחלפה מחזורית (rotation), ב</w:t>
+        <w:noBreakHyphen/>
+        <w:t>audit ובהרשאה. איור 2 מציג את התהליך.</w:t>
       </w:r>
     </w:p>
     <w:p>
@@ -7288,7 +7241,7 @@
         <w:drawing>
           <wp:inline xmlns:a="http://schemas.openxmlformats.org/drawingml/2006/main" xmlns:pic="http://schemas.openxmlformats.org/drawingml/2006/picture">
             <wp:extent cx="5760000" cy="3073371"/>
-            <wp:docPr id="2" name="Picture 2" descr="תרשים רצף. לקוח ה-B2B מבצע אימות מול ספק הזהויות או שירות ה-tokens באמצעות אישור הזיהוי שלו ומקבל access token קצר מועד. הלקוח שולח בקשת API עם ה-token אל ה-API Gateway. ה-Gateway מאמת את ה-token ואת הטענות, אוכף הרשאות ומדיניות, ומעביר ל-Backend בקשה מורשית עם מאפייני זהות מהימנים." title="תהליך האימות והגישה של B2B"/>
+            <wp:docPr id="2" name="Picture 2" descr="תרשים רצף. לקוח ה-B2B מבצע אימות מול ספק הזהויות או שירות ה-tokens באמצעות אישור הזיהוי שלו ומקבל access token קצר מועד. הלקוח שולח בקשת API עם ה-token אל ה-API Gateway. ה-Gateway מאמת את ה-token ואת ה-claims, אוכף הרשאות ומדיניות, ומעביר ל-Backend בקשה מורשית עם מאפייני זהות מהימנים." title="תהליך האימות והגישה של B2B"/>
             <wp:cNvGraphicFramePr>
               <a:graphicFrameLocks noChangeAspect="1"/>
             </wp:cNvGraphicFramePr>
@@ -7372,13 +7325,13 @@
         <w:rPr>
           <w:rtl/>
         </w:rPr>
-        <w:t>ה</w:t>
+        <w:t>ראוי שה</w:t>
         <w:noBreakHyphen/>
-        <w:t>Gateway אוכף הרשאה ברמת ה</w:t>
+        <w:t>Gateway יאכוף הרשאה ברמת ה</w:t>
         <w:noBreakHyphen/>
         <w:t>API והפעולה (operation). לדוגמה, ניתן לאפשר לצרכן לבצע את הקריאה ‎GET /customers‎ ולמנוע ממנו לבצע את הקריאה ‎DELETE /customers‎. החלטות ההרשאה של ה</w:t>
         <w:noBreakHyphen/>
-        <w:t>Gateway יכולות להתבסס על זהות, קבוצות, תפקידים, טענות, היקפי הרשאה, מדיניות וזהות הצרכן.</w:t>
+        <w:t>Gateway יכולות להתבסס על זהות, קבוצות, תפקידים, claims, היקפי הרשאה, מדיניות וזהות הצרכן.</w:t>
       </w:r>
     </w:p>
     <w:p>
@@ -7452,9 +7405,9 @@
         </w:rPr>
         <w:t>ניתוב בין גרסאות של API הוא יכולת חשובה של ה</w:t>
         <w:noBreakHyphen/>
-        <w:t>Gateway, וה</w:t>
+        <w:t>Gateway, וראוי שה</w:t>
         <w:noBreakHyphen/>
-        <w:t>Gateway מספק את האמצעים הטכניים לכך. לדוגמה, ניתן לנתב בקשות לנתיב ‎/api/v1/customers‎ ל</w:t>
+        <w:t>Gateway יספק את האמצעים הטכניים לכך. לדוגמה, ניתן לנתב בקשות לנתיב ‎/api/v1/customers‎ ל</w:t>
         <w:noBreakHyphen/>
         <w:t>Backend אחד ובקשות לנתיב ‎/api/v2/customers‎ ל</w:t>
         <w:noBreakHyphen/>
@@ -7518,11 +7471,9 @@
         </w:rPr>
         <w:t>ה</w:t>
         <w:noBreakHyphen/>
-        <w:t>Gateway חייב להיות מסוגל לקבוע אם Backend זמין לפני שהוא מנתב אליו תעבורה. הוא עושה זאת באמצעות בדיקות תקינות (health checks) סדירות, החלות על שירותי ה</w:t>
+        <w:t>Gateway חייב להיות מסוגל לקבוע אם Backend מסוג HTTP זמין לפני שהוא מנתב אליו תעבורה. הוא עושה זאת באמצעות בדיקות תקינות (health checks) סדירות. עבור שירותי Backend של טכנולוגיות API אחרות, כגון gRPC, WebSocket ו</w:t>
         <w:noBreakHyphen/>
-        <w:t>Backend של כל טכנולוגיות ה</w:t>
-        <w:noBreakHyphen/>
-        <w:t>API; לא מוגדר מנגנון ייעודי לפרוטוקול מסוים. בדיקות התקינות תומכות בנקודות קצה של תקינות ב</w:t>
+        <w:t>MCP, מומלצות בדיקות תקינות סדירות. לא מוגדר מנגנון ייעודי לפרוטוקול מסוים. בדיקות התקינות תומכות בנקודות קצה של תקינות ב</w:t>
         <w:noBreakHyphen/>
         <w:t>HTTP, במרווחי זמן ובזמני קצוב הניתנים להגדרה, בספי כשל והתאוששות ובתצורה ייעודית לכל Backend. צוות האפליקציה אחראי לחשוף נקודת קצה מתאימה לבדיקת התקינות של ה</w:t>
         <w:noBreakHyphen/>
@@ -7782,7 +7733,7 @@
         <w:rPr>
           <w:rtl/>
         </w:rPr>
-        <w:t>לכל API חייב להיות חוזה טכני מוגדר, וראוי שהחוזה יהיה תחת ניהול גרסאות כחלק ממחזור החיים של ה</w:t>
+        <w:t>ראוי שלכל API יהיה חוזה טכני מוגדר, וראוי שהחוזה יהיה תחת ניהול גרסאות כחלק ממחזור החיים של ה</w:t>
         <w:noBreakHyphen/>
         <w:t>API. ראוי שהוא יתאר את נקודות הקצה, השיטות, הפרמטרים, הכותרות, סכמות הבקשה והתגובה, תגובות שגיאה, דרישות האימות וההרשאה והגרסאות.</w:t>
       </w:r>
@@ -7945,7 +7896,7 @@
         <w:rPr>
           <w:rtl/>
         </w:rPr>
-        <w:t>הפלטפורמה מספקת Developer Portal. ראוי שהפורטל יציע גילוי של ממשקי API, תיעוד, גרסאות, דרישות אימות והרשאה, מידע על שימוש ומידע על בקשות גישה, וראוי שיספק הוראות ברורות כיצד לקבל הרשאה לצרוך API. אופן הנפקת אישורי הזיהוי או מתן הגישה תלוי במימוש של הארגון ואינו מטבעו אחריות של ה</w:t>
+        <w:t>ראוי שהפלטפורמה תספק Developer Portal. ראוי שהפורטל יציע גילוי של ממשקי API, תיעוד, גרסאות, דרישות אימות והרשאה, מידע על שימוש ומידע על בקשות גישה, וראוי שיספק הוראות ברורות כיצד לקבל הרשאה לצרוך API. אופן הנפקת אישורי הזיהוי או מתן הגישה תלוי במימוש של הארגון ואינו מטבעו אחריות של ה</w:t>
         <w:noBreakHyphen/>
         <w:t>Gateway. הבעלים של ה</w:t>
         <w:noBreakHyphen/>
@@ -7994,11 +7945,13 @@
         <w:noBreakHyphen/>
         <w:t>Gateway, לתצורת הגרסאות ולתצורת הצרכנים. תצורת צרכן היא הזהות של הצרכן, ההרשאות שלו (ממשקי ה</w:t>
         <w:noBreakHyphen/>
-        <w:t>API והפעולות שהוא רשאי להשתמש בהם) והגבלות הקצב שלו. אישורי זיהוי של צרכנים אינם נשמרים ב</w:t>
+        <w:t>API והפעולות שהוא רשאי להשתמש בהם) והגבלות הקצב שלו. ניתן ליצור צרכנים גם בזמן ריצה, למשל דרך ה</w:t>
+        <w:noBreakHyphen/>
+        <w:t>Developer Portal. אישורי זיהוי של צרכנים אינם נשמרים ב</w:t>
         <w:noBreakHyphen/>
         <w:t>Git לעולם; ראו סעיף 8.3. מומלץ להימנע משינויים ידניים ישירים בתצורת ה</w:t>
         <w:noBreakHyphen/>
-        <w:t>Gateway בייצור. עבודה מול Git מספקת היסטוריית שינויים, סקירה, יכולת ביקורת, יכולת חזרה לגרסה קודמת (rollback), יכולת שחזור ועקביות בין סביבות.</w:t>
+        <w:t>Gateway בייצור. עבודה מול Git מספקת היסטוריית שינויים, סקירה, יכולת audit, יכולת חזרה לגרסה קודמת (rollback), יכולת שחזור ועקביות בין סביבות.</w:t>
       </w:r>
     </w:p>
     <w:p>
@@ -8031,7 +7984,7 @@
         <w:drawing>
           <wp:inline xmlns:a="http://schemas.openxmlformats.org/drawingml/2006/main" xmlns:pic="http://schemas.openxmlformats.org/drawingml/2006/picture">
             <wp:extent cx="5760000" cy="2509714"/>
-            <wp:docPr id="4" name="Picture 4" descr="תרשים זרימה. שינוי מוגדר ב-Git כ-pull request, נסקר, מאומת אוטומטית, מאושר ונפרס אוטומטית אל ה-API Gateway. ניהול הסודות מספק סודות ל-Gateway בזמן הפריסה. Git מתעד מה התבקש ואושר; יומן הביקורת של ה-Gateway מתעד מה בוצע." title="תהליך שינוי תצורה"/>
+            <wp:docPr id="4" name="Picture 4" descr="תרשים זרימה. שינוי מוגדר ב-Git כ-pull request, נסקר, מאומת אוטומטית, מאושר ונפרס אוטומטית אל ה-API Gateway. ניהול ה-secrets מספק secrets ל-Gateway בזמן הפריסה. Git מתעד מה התבקש ואושר; יומן ה-audit של ה-Gateway מתעד מה בוצע." title="תהליך שינוי תצורה"/>
             <wp:cNvGraphicFramePr>
               <a:graphicFrameLocks noChangeAspect="1"/>
             </wp:cNvGraphicFramePr>
@@ -8102,24 +8055,23 @@
         <w:pStyle w:val="Heading2"/>
       </w:pPr>
       <w:r>
+        <w:t>8.3</w:t>
+        <w:tab/>
+        <w:t>Secrets</w:t>
+      </w:r>
+    </w:p>
+    <w:p>
+      <w:r>
         <w:rPr>
           <w:rtl/>
         </w:rPr>
-        <w:t>8.3</w:t>
-        <w:tab/>
-        <w:t>סודות</w:t>
-      </w:r>
-    </w:p>
-    <w:p>
-      <w:r>
-        <w:rPr>
-          <w:rtl/>
-        </w:rPr>
-        <w:t>סודות, ובהם סיסמאות, מפתחות פרטיים, סודות API, סודות לקוח ואישורי זיהוי ארוכי מועד, אסור לשמור ב</w:t>
+        <w:t>Secrets, ובהם סיסמאות, מפתחות פרטיים, API secrets, client secrets ואישורי זיהוי ארוכי מועד, אסור לשמור ב</w:t>
         <w:noBreakHyphen/>
-        <w:t>Git. הם נשמרים בפתרון ייעודי לניהול סודות, וראוי שתהליך הפריסה ישלב את התצורה שב</w:t>
+        <w:t>Git. הם נשמרים בפתרון ייעודי לניהול secrets, וראוי שתהליך הפריסה ישלב את התצורה שב</w:t>
         <w:noBreakHyphen/>
-        <w:t>Git עם הסודות שבאותו פתרון כדי לייצר את תצורת זמן הריצה.</w:t>
+        <w:t>Git עם ה</w:t>
+        <w:noBreakHyphen/>
+        <w:t>secrets שבאותו פתרון כדי לייצר את תצורת זמן הריצה.</w:t>
       </w:r>
     </w:p>
     <w:p>
@@ -8133,7 +8085,7 @@
         </w:rPr>
         <w:t>9</w:t>
         <w:tab/>
-        <w:t>יכולת תצפית וביקורת</w:t>
+        <w:t>יכולת תצפית ו-audit</w:t>
       </w:r>
     </w:p>
     <w:p>
@@ -8183,9 +8135,9 @@
         <w:rPr>
           <w:rtl/>
         </w:rPr>
-        <w:t>ה</w:t>
+        <w:t>ראוי שה</w:t>
         <w:noBreakHyphen/>
-        <w:t>Gateway חושף מדדים (metrics) עבור נפח בקשות, שיעור שגיאות, זמן תגובה, זמן תגובה של ה</w:t>
+        <w:t>Gateway יחשוף מדדים (metrics) עבור נפח בקשות, שיעור שגיאות, זמן תגובה, זמן תגובה של ה</w:t>
         <w:noBreakHyphen/>
         <w:t>Backend, זמינות, הגבלת קצב, כשלי אימות, כשלי הרשאה, כשלי Backend ותקינות ה</w:t>
         <w:noBreakHyphen/>
@@ -8197,22 +8149,25 @@
         <w:pStyle w:val="Heading2"/>
       </w:pPr>
       <w:r>
+        <w:t>9.3</w:t>
+        <w:tab/>
+        <w:t>Audit</w:t>
+      </w:r>
+    </w:p>
+    <w:p>
+      <w:r>
         <w:rPr>
           <w:rtl/>
         </w:rPr>
-        <w:t>9.3</w:t>
-        <w:tab/>
-        <w:t>ביקורת</w:t>
-      </w:r>
-    </w:p>
-    <w:p>
-      <w:r>
-        <w:rPr>
-          <w:rtl/>
-        </w:rPr>
-        <w:t>רישום ביקורת (audit) הוא חובה לכל הפעילות הניהולית ופעילות התצורה. רשומת ביקורת מציינת מי ביצע את הפעולה, מה שונה, מתי שונה ואיזה API או איזו תצורה הושפעו. יומני הביקורת נשלחים למערכת מרכזית שמחוץ לשליטה הישירה של מבצע הפעולה. לכל שינוי קיימים שני מקורות ראיות משלימים: Git מראה איזה שינוי התבקש ואושר, וביקורת ה</w:t>
+        <w:t>רישום audit הוא חובה לכל הפעילות הניהולית ופעילות התצורה. רשומת audit מציינת מי ביצע את הפעולה, מה שונה, מתי שונה ואיזה API או איזו תצורה הושפעו. יומני ה</w:t>
         <w:noBreakHyphen/>
-        <w:t>Gateway מראה מה שונה או בוצע בפועל. לא מוגדרת תקופת שמירה ליומני זמן הריצה או ליומני הביקורת.</w:t>
+        <w:t>audit נשלחים למערכת מרכזית שמחוץ לשליטה הישירה של מבצע הפעולה. לכל שינוי קיימים שני מקורות ראיות משלימים: Git מראה איזה שינוי התבקש ואושר, וה</w:t>
+        <w:noBreakHyphen/>
+        <w:t>audit של ה</w:t>
+        <w:noBreakHyphen/>
+        <w:t>Gateway מראה מה שונה או בוצע בפועל. תקופת השמירה של יומני זמן הריצה ויומני ה</w:t>
+        <w:noBreakHyphen/>
+        <w:t>audit נקבעת על ידי הארגון.</w:t>
       </w:r>
     </w:p>
     <w:p>
@@ -8434,7 +8389,7 @@
         </w:rPr>
         <w:t>11</w:t>
         <w:tab/>
-        <w:t>ממשל וחריגים</w:t>
+        <w:t>Governance וחריגים</w:t>
       </w:r>
     </w:p>
     <w:p>
@@ -8447,7 +8402,7 @@
         </w:rPr>
         <w:t>11.1</w:t>
         <w:tab/>
-        <w:t>מודל הממשל</w:t>
+        <w:t>מודל ה-governance</w:t>
       </w:r>
     </w:p>
     <w:p>
@@ -8455,7 +8410,9 @@
         <w:rPr>
           <w:rtl/>
         </w:rPr>
-        <w:t>הממשל משלב שלושה מנגנונים: מעקות בטיחות מחייבים, תקנים והנחיות. העיקרון הכולל הוא:</w:t>
+        <w:t>ה</w:t>
+        <w:noBreakHyphen/>
+        <w:t>governance משלב שלושה מנגנונים: guardrails מחייבים, תקנים והנחיות. העיקרון הכולל הוא:</w:t>
       </w:r>
     </w:p>
     <w:p>
@@ -8481,7 +8438,7 @@
         </w:rPr>
         <w:t>11.2</w:t>
         <w:tab/>
-        <w:t>מעקות בטיחות מחייבים</w:t>
+        <w:t>Guardrails מחייבים</w:t>
       </w:r>
     </w:p>
     <w:p>
@@ -8489,9 +8446,15 @@
         <w:rPr>
           <w:rtl/>
         </w:rPr>
-        <w:t>דרישות המתאימות לאכיפה טכנית ראוי שימומשו כמעקות בטיחות מחייבים ב</w:t>
+        <w:t>דרישות המתאימות לאכיפה טכנית ראוי שימומשו כ</w:t>
         <w:noBreakHyphen/>
-        <w:t>Gateway. דוגמאות הן HTTPS בגבולות נדרשים, אימות, רישום יומנים נדרש, גודל בקשה מרבי ומדיניות ארגונית מחייבת. התקשורת בתוך האשכול (cluster), לרבות בין ה</w:t>
+        <w:t>guardrails מחייבים ב</w:t>
+        <w:noBreakHyphen/>
+        <w:t>Gateway. דוגמאות הן HTTPS בגבולות נדרשים, אימות, רישום יומנים נדרש, גודל בקשה מרבי ומדיניות ארגונית מחייבת. התעבורה מהצרכנים אל ה</w:t>
+        <w:noBreakHyphen/>
+        <w:t>Gateway חייבת להשתמש ב</w:t>
+        <w:noBreakHyphen/>
+        <w:t>TLS. התקשורת בתוך האשכול (cluster), לרבות בין ה</w:t>
         <w:noBreakHyphen/>
         <w:t>Gateway לשירותי ה</w:t>
         <w:noBreakHyphen/>
@@ -8554,7 +8517,7 @@
         </w:rPr>
         <w:t>11.5</w:t>
         <w:tab/>
-        <w:t>ממשל ארגוני</w:t>
+        <w:t>Governance ארגוני</w:t>
       </w:r>
     </w:p>
     <w:p>
@@ -8562,9 +8525,11 @@
         <w:rPr>
           <w:rtl/>
         </w:rPr>
-        <w:t>המודל המועדף לטווח ארוך הוא שגוף ממשל ארגוני יגדיר תקנים ומדיניות API, ואת אלה ימשש צוות התשתיות כיכולות וכמעקות בטיחות של ה</w:t>
+        <w:t>המודל המועדף לטווח ארוך הוא שגוף governance ארגוני יגדיר תקנים ומדיניות API, ואת אלה ימשש צוות התשתיות כיכולות וכ</w:t>
         <w:noBreakHyphen/>
-        <w:t>Gateway. גוף ממשל ארגוני טרם הוגדר. עד שיוגדר, צוות התשתיות יכול לספק ממשל לפלטפורמת ה</w:t>
+        <w:t>guardrails של ה</w:t>
+        <w:noBreakHyphen/>
+        <w:t>Gateway. גוף governance ארגוני טרם הוגדר. עד שיוגדר, צוות התשתיות יכול לספק governance לפלטפורמת ה</w:t>
         <w:noBreakHyphen/>
         <w:t>Gateway עצמה. הדבר אינו הופך את צוות התשתיות לבעלים של ממשקי API בודדים.</w:t>
       </w:r>
@@ -8587,7 +8552,7 @@
         <w:rPr>
           <w:rtl/>
         </w:rPr>
-        <w:t>ראוי שהפלטפורמה תתמוך במנגנון חריגים מבוקר. ראוי שלחריג יהיו נימוק מתועד, בעלים מזוהה, אישור של מנהלי האבטחה, תיאור של הסיכונים הכרוכים בו ומועד תפוגה או סקירה במקום שבו הדבר מתאים. לא ראוי שחריגים יהפכו לתחליף לארכיטקטורה נכונה.</w:t>
+        <w:t>ראוי שהפלטפורמה תתמוך במנגנון חריגים מבוקר. לחריג חייבים להיות נימוק מתועד, בעלים מזוהה, אישור של מנהלי האבטחה, תיאור של הסיכונים הכרוכים בו ומועד תפוגה או סקירה. חריג מוגבל בזמן: במועד זה הוא פג, או שהוא נסקר ומחודש. לא ראוי שחריגים יהפכו לתחליף לארכיטקטורה נכונה.</w:t>
       </w:r>
     </w:p>
     <w:p>
@@ -9150,7 +9115,7 @@
                 <w:szCs w:val="19"/>
                 <w:rtl/>
               </w:rPr>
-              <w:t>ביקורת ברמה העסקית</w:t>
+              <w:t>audit ברמה העסקית</w:t>
             </w:r>
           </w:p>
         </w:tc>
@@ -9260,7 +9225,9 @@
         </w:rPr>
         <w:t>ה</w:t>
         <w:noBreakHyphen/>
-        <w:t>Gateway מספק הגנה ברמת התשתית. האפליקציה נשארת אחראית להרשאה עסקית, לאימות עסקי, ללוגיקה עסקית, לבקרת גישה לנתונים ולביקורת ברמה העסקית. בקיצור, ה</w:t>
+        <w:t>Gateway מספק הגנה ברמת התשתית. האפליקציה נשארת אחראית להרשאה עסקית, לאימות עסקי, ללוגיקה עסקית, לבקרת גישה לנתונים ול</w:t>
+        <w:noBreakHyphen/>
+        <w:t>audit ברמה העסקית. בקיצור, ה</w:t>
         <w:noBreakHyphen/>
         <w:t>Gateway שואל אם לקוח רשאי לקרוא ל</w:t>
         <w:noBreakHyphen/>
@@ -9307,7 +9274,9 @@
         <w:noBreakHyphen/>
         <w:t>API, מודלי האימות וההרשאה, תהליך ה</w:t>
         <w:noBreakHyphen/>
-        <w:t>GitOps, מודל הממשל, דרישות יכולת התצפית ומודל הפריסה יישארו עצמאיים מבחינה מושגית מכל מוצר מסוים.</w:t>
+        <w:t>GitOps, מודל ה</w:t>
+        <w:noBreakHyphen/>
+        <w:t>governance, דרישות יכולת התצפית ומודל הפריסה יישארו עצמאיים מבחינה מושגית מכל מוצר מסוים.</w:t>
       </w:r>
     </w:p>
     <w:p>
@@ -9394,6 +9363,20 @@
           <w:rtl/>
         </w:rPr>
         <w:t xml:space="preserve"> פירושו שהפלטפורמה מספקת את היכולת וצוות האפליקציה מחליט אם להפעיל אותה עבור API מסוים. </w:t>
+      </w:r>
+      <w:r>
+        <w:rPr>
+          <w:b/>
+          <w:bCs/>
+          <w:rtl/>
+        </w:rPr>
+        <w:t>מומלץ</w:t>
+      </w:r>
+      <w:r>
+        <w:rPr>
+          <w:rtl/>
+        </w:rPr>
+        <w:t xml:space="preserve"> פירושו שראוי שהפלטפורמה תספק את היכולת. </w:t>
       </w:r>
       <w:r>
         <w:rPr>
@@ -9631,7 +9614,7 @@
               <w:rPr>
                 <w:rtl/>
               </w:rPr>
-              <w:t>נדרש</w:t>
+              <w:t>מומלץ</w:t>
             </w:r>
           </w:p>
         </w:tc>
@@ -9911,7 +9894,7 @@
               <w:rPr>
                 <w:rtl/>
               </w:rPr>
-              <w:t>נדרש</w:t>
+              <w:t>מומלץ</w:t>
             </w:r>
           </w:p>
         </w:tc>
@@ -10191,7 +10174,7 @@
               <w:rPr>
                 <w:rtl/>
               </w:rPr>
-              <w:t>נדרש</w:t>
+              <w:t>מומלץ</w:t>
             </w:r>
           </w:p>
         </w:tc>
@@ -10246,7 +10229,7 @@
               <w:rPr>
                 <w:rtl/>
               </w:rPr>
-              <w:t>נדרש</w:t>
+              <w:t>מומלץ</w:t>
             </w:r>
           </w:p>
         </w:tc>
@@ -10397,7 +10380,7 @@
                 <w:bCs/>
                 <w:rtl/>
               </w:rPr>
-              <w:t>יומני ביקורת</w:t>
+              <w:t>יומני audit</w:t>
             </w:r>
           </w:p>
         </w:tc>
@@ -10525,7 +10508,7 @@
               <w:rPr>
                 <w:rtl/>
               </w:rPr>
-              <w:t>נדרש</w:t>
+              <w:t>מומלץ</w:t>
             </w:r>
           </w:p>
         </w:tc>
@@ -10899,7 +10882,7 @@
                 <w:bCs/>
                 <w:rtl/>
               </w:rPr>
-              <w:t>אחסון סודות</w:t>
+              <w:t>אחסון secrets</w:t>
             </w:r>
           </w:p>
         </w:tc>
@@ -11021,7 +11004,11 @@
         <w:noBreakHyphen/>
         <w:t>API שלהם דרך הפלטפורמה בכך שהם מגדירים אותם ב</w:t>
         <w:noBreakHyphen/>
-        <w:t>Git. צוות התשתיות הוא הבעלים של הפלטפורמה, המשלבת ניהול מרכזי עם Data Plane מבוזר ומספקת את היכולות המתוארות במסמך זה. הממשל הארגוני מגדיר את התקנים שהפלטפורמה מממשת כמעקות בטיחות.</w:t>
+        <w:t>Git. צוות התשתיות הוא הבעלים של הפלטפורמה, המשלבת ניהול מרכזי עם Data Plane מבוזר ומספקת את היכולות המתוארות במסמך זה. ה</w:t>
+        <w:noBreakHyphen/>
+        <w:t>governance הארגוני מגדיר את התקנים שהפלטפורמה מממשת כ</w:t>
+        <w:noBreakHyphen/>
+        <w:t>guardrails.</w:t>
       </w:r>
     </w:p>
     <w:p>
@@ -11034,7 +11021,7 @@
         <w:drawing>
           <wp:inline xmlns:a="http://schemas.openxmlformats.org/drawingml/2006/main" xmlns:pic="http://schemas.openxmlformats.org/drawingml/2006/picture">
             <wp:extent cx="5220000" cy="4138714"/>
-            <wp:docPr id="6" name="Picture 6" descr="תרשים. צוות האפליקציה מגדיר כקוד ב-Git את הגדרות ה-API, הצרכנים, מדיניות ההרשאות, הגבלות הקצב, ניהול הגרסאות, התיעוד ומחזור החיים. Git ו-GitOps פורסים את התצורה המאושרת אל פלטפורמת ה-API Gateway, שבבעלות צוות התשתיות, המספקת אימות, הרשאה, ניתוב, בדיקות תקינות, זמני קצוב, הגבלת קצב, המרה, מטמון, אימות סכמה, רישום יומנים וביקורת באמצעות Data Plane מבוזר, עם Gateway בכל אתר לפני שירותי ה-Backend. הניהול המרכזי, ה-Management Plane, מגדיר את הפלטפורמה. הממשל והתקנים הארגוניים מיושמים כמעקות בטיחות באמצעות ה-Management Plane." title="המודל התפעולי של ה-API Gateway"/>
+            <wp:docPr id="6" name="Picture 6" descr="תרשים. צוות האפליקציה מגדיר כקוד ב-Git את הגדרות ה-API, הצרכנים, מדיניות ההרשאות, הגבלות הקצב, ניהול הגרסאות, התיעוד ומחזור החיים. Git ו-GitOps פורסים את התצורה המאושרת אל פלטפורמת ה-API Gateway, שבבעלות צוות התשתיות, המספקת אימות, הרשאה, ניתוב, בדיקות תקינות, זמני קצוב, הגבלת קצב, המרה, מטמון, אימות סכמה, רישום יומנים ו-audit באמצעות Data Plane מבוזר, עם Gateway בכל אתר לפני שירותי ה-Backend. הניהול המרכזי, ה-Management Plane, מגדיר את הפלטפורמה. ה-governance והתקנים הארגוניים מיושמים כ-guardrails באמצעות ה-Management Plane." title="המודל התפעולי של ה-API Gateway"/>
             <wp:cNvGraphicFramePr>
               <a:graphicFrameLocks noChangeAspect="1"/>
             </wp:cNvGraphicFramePr>
@@ -11131,13 +11118,17 @@
           <w:bCs/>
           <w:rtl/>
         </w:rPr>
-        <w:t>גוף הממשל.</w:t>
+        <w:t>גוף ה</w:t>
+        <w:noBreakHyphen/>
+        <w:t>governance.</w:t>
       </w:r>
       <w:r>
         <w:rPr>
           <w:rtl/>
         </w:rPr>
-        <w:t xml:space="preserve"> גוף הממשל הארגוני טרם הוגדר, לרבות הבעלים שלו והסמכות שלו. עד שיוגדר, צוות התשתיות מספק ממשל זמני לפלטפורמה ומנהלי האבטחה מאשרים חריגים. ראו סעיף 11.5 וסעיף 11.6.</w:t>
+        <w:t xml:space="preserve"> גוף ה</w:t>
+        <w:noBreakHyphen/>
+        <w:t>governance הארגוני טרם הוגדר, לרבות הבעלים שלו והסמכות שלו. עד שיוגדר, צוות התשתיות מספק governance זמני לפלטפורמה ומנהלי האבטחה מאשרים חריגים. ראו סעיף 11.5 וסעיף 11.6.</w:t>
       </w:r>
     </w:p>
     <w:sectPr>
@@ -11166,7 +11157,7 @@
       <w:rPr>
         <w:rtl/>
       </w:rPr>
-      <w:t>גרסה 1.3 — טיוטה</w:t>
+      <w:t>גרסה 1.4 — טיוטה</w:t>
     </w:r>
     <w:r>
       <w:tab/>
@@ -11209,7 +11200,7 @@
       <w:rPr>
         <w:rtl/>
       </w:rPr>
-      <w:t>גרסה 1.3 — טיוטה</w:t>
+      <w:t>גרסה 1.4 — טיוטה</w:t>
     </w:r>
     <w:r>
       <w:tab/>
@@ -11280,10 +11271,9 @@
     </w:r>
     <w:r>
       <w:rPr>
-        <w:highlight w:val="yellow"/>
         <w:rtl/>
       </w:rPr>
-      <w:t>[סיווג]</w:t>
+      <w:t>בלמ"ס</w:t>
     </w:r>
   </w:p>
 </w:hdr>
